--- a/33__33__33_Itogovaya_rabota_Tekhnologia_Instrumentalnye_2026.docx
+++ b/33__33__33_Itogovaya_rabota_Tekhnologia_Instrumentalnye_2026.docx
@@ -1541,7 +1541,7 @@
           <v:shape id="_x0000_i1025" type="#_x0000_t75" style="width:408.85pt;height:367.55pt" o:ole="">
             <v:imagedata r:id="rId8" o:title=""/>
           </v:shape>
-          <o:OLEObject Type="Embed" ProgID="Visio.Drawing.15" ShapeID="_x0000_i1025" DrawAspect="Content" ObjectID="_1844041863" r:id="rId9"/>
+          <o:OLEObject Type="Embed" ProgID="Visio.Drawing.15" ShapeID="_x0000_i1025" DrawAspect="Content" ObjectID="_1844043667" r:id="rId9"/>
         </w:object>
       </w:r>
     </w:p>
@@ -24275,7 +24275,7 @@
           <v:shape id="_x0000_i1026" type="#_x0000_t75" style="width:450.8pt;height:232.85pt" o:ole="">
             <v:imagedata r:id="rId16" o:title=""/>
           </v:shape>
-          <o:OLEObject Type="Embed" ProgID="Visio.Drawing.15" ShapeID="_x0000_i1026" DrawAspect="Content" ObjectID="_1844041864" r:id="rId17"/>
+          <o:OLEObject Type="Embed" ProgID="Visio.Drawing.15" ShapeID="_x0000_i1026" DrawAspect="Content" ObjectID="_1844043668" r:id="rId17"/>
         </w:object>
       </w:r>
     </w:p>
@@ -32936,206 +32936,24 @@
     </w:p>
     <w:p>
       <w:pPr>
-        <w:pStyle w:val="21"/>
-        <w:spacing w:line="360" w:lineRule="auto"/>
-        <w:ind w:left="0" w:firstLine="709"/>
-        <w:jc w:val="both"/>
-        <w:outlineLvl w:val="9"/>
-        <w:rPr>
-          <w:b w:val="0"/>
-          <w:i w:val="0"/>
-          <w:szCs w:val="28"/>
-        </w:rPr>
-      </w:pPr>
-      <w:r>
-        <w:rPr>
-          <w:b w:val="0"/>
-          <w:i w:val="0"/>
-        </w:rPr>
-        <w:t>Создать папку «</w:t>
-      </w:r>
-      <w:r>
-        <w:rPr>
-          <w:b w:val="0"/>
-          <w:i w:val="0"/>
-          <w:lang w:val="en-US"/>
-        </w:rPr>
-        <w:t>Project</w:t>
-      </w:r>
-      <w:r>
-        <w:rPr>
-          <w:b w:val="0"/>
-          <w:i w:val="0"/>
-        </w:rPr>
-        <w:t>» в этой папке инициализировать репозиторий.</w:t>
-      </w:r>
-      <w:r>
-        <w:rPr>
-          <w:b w:val="0"/>
-          <w:i w:val="0"/>
-          <w:szCs w:val="28"/>
-        </w:rPr>
-        <w:t xml:space="preserve"> Создать файл под названием «отчет по проделанной работе», </w:t>
-      </w:r>
-    </w:p>
-    <w:p>
-      <w:pPr>
-        <w:pStyle w:val="21"/>
-        <w:spacing w:line="360" w:lineRule="auto"/>
-        <w:ind w:left="0" w:firstLine="709"/>
-        <w:jc w:val="both"/>
-        <w:rPr>
-          <w:szCs w:val="28"/>
-        </w:rPr>
-      </w:pPr>
-      <w:r>
-        <w:rPr>
-          <w:szCs w:val="28"/>
-        </w:rPr>
-        <w:t>Задание № 2</w:t>
-      </w:r>
-    </w:p>
-    <w:p>
-      <w:pPr>
         <w:pStyle w:val="a9"/>
         <w:spacing w:after="0" w:line="360" w:lineRule="auto"/>
         <w:ind w:left="0" w:firstLine="709"/>
         <w:contextualSpacing w:val="0"/>
         <w:jc w:val="both"/>
         <w:rPr>
-          <w:rFonts w:eastAsia="Times New Roman"/>
-          <w:bCs/>
-          <w:szCs w:val="24"/>
-          <w:lang w:eastAsia="ru-RU" w:bidi="ru-RU"/>
-        </w:rPr>
-      </w:pPr>
-      <w:r>
-        <w:rPr>
-          <w:rFonts w:eastAsia="Times New Roman"/>
-          <w:bCs/>
-          <w:szCs w:val="24"/>
-          <w:lang w:eastAsia="ru-RU" w:bidi="ru-RU"/>
-        </w:rPr>
-        <w:t xml:space="preserve">Все создаваемые в данной папке файлы передавать под контроль </w:t>
-      </w:r>
-      <w:r>
-        <w:rPr>
-          <w:rFonts w:eastAsia="Times New Roman"/>
-          <w:bCs/>
-          <w:szCs w:val="24"/>
-          <w:lang w:val="en-US" w:eastAsia="ru-RU" w:bidi="ru-RU"/>
-        </w:rPr>
-        <w:t>Git</w:t>
-      </w:r>
-      <w:r>
-        <w:rPr>
-          <w:rFonts w:eastAsia="Times New Roman"/>
-          <w:bCs/>
-          <w:szCs w:val="24"/>
-          <w:lang w:eastAsia="ru-RU" w:bidi="ru-RU"/>
-        </w:rPr>
-        <w:t>.</w:t>
-      </w:r>
-    </w:p>
-    <w:p>
-      <w:pPr>
-        <w:pStyle w:val="21"/>
-        <w:spacing w:line="360" w:lineRule="auto"/>
-        <w:ind w:left="0" w:firstLine="709"/>
-        <w:jc w:val="both"/>
-        <w:rPr>
-          <w:szCs w:val="28"/>
-        </w:rPr>
-      </w:pPr>
-      <w:r>
-        <w:rPr>
-          <w:szCs w:val="28"/>
-        </w:rPr>
-        <w:t>Задание № 3</w:t>
-      </w:r>
-    </w:p>
-    <w:p>
-      <w:pPr>
-        <w:pStyle w:val="a9"/>
-        <w:spacing w:after="0" w:line="360" w:lineRule="auto"/>
-        <w:ind w:left="0" w:firstLine="709"/>
-        <w:contextualSpacing w:val="0"/>
-        <w:jc w:val="both"/>
-        <w:rPr>
-          <w:szCs w:val="24"/>
-        </w:rPr>
-      </w:pPr>
-      <w:r>
-        <w:rPr>
-          <w:szCs w:val="24"/>
-        </w:rPr>
-        <w:t xml:space="preserve">Подключить локальный репозиторий к сайту </w:t>
-      </w:r>
-      <w:r>
-        <w:rPr>
-          <w:szCs w:val="24"/>
-          <w:lang w:val="en-US"/>
-        </w:rPr>
-        <w:t>Git</w:t>
-      </w:r>
-      <w:r>
-        <w:rPr>
-          <w:szCs w:val="24"/>
-        </w:rPr>
-        <w:t xml:space="preserve"> </w:t>
-      </w:r>
-      <w:r>
-        <w:rPr>
-          <w:szCs w:val="24"/>
-          <w:lang w:val="en-US"/>
-        </w:rPr>
-        <w:t>hub</w:t>
-      </w:r>
-      <w:r>
-        <w:rPr>
-          <w:szCs w:val="24"/>
-        </w:rPr>
-        <w:t xml:space="preserve">, для дальнейшей выгрузки файлов на хостинг (выгрузка осуществляется по средствам консольной версии приложения </w:t>
-      </w:r>
-      <w:r>
-        <w:rPr>
-          <w:szCs w:val="24"/>
-          <w:lang w:val="en-US"/>
-        </w:rPr>
-        <w:t>Git</w:t>
-      </w:r>
-      <w:r>
-        <w:rPr>
-          <w:szCs w:val="24"/>
-        </w:rPr>
-        <w:t xml:space="preserve"> «</w:t>
-      </w:r>
-      <w:r>
-        <w:rPr>
-          <w:szCs w:val="24"/>
-          <w:lang w:val="en-US"/>
-        </w:rPr>
-        <w:t>Git</w:t>
-      </w:r>
-      <w:r>
-        <w:rPr>
-          <w:szCs w:val="24"/>
-        </w:rPr>
-        <w:t xml:space="preserve"> </w:t>
-      </w:r>
-      <w:r>
-        <w:rPr>
-          <w:szCs w:val="24"/>
-          <w:lang w:val="en-US"/>
-        </w:rPr>
-        <w:t>Bash</w:t>
-      </w:r>
-      <w:r>
-        <w:rPr>
-          <w:szCs w:val="24"/>
-        </w:rPr>
-        <w:t>») в сроки, установленные преподавателем.</w:t>
-      </w:r>
+          <w:szCs w:val="24"/>
+        </w:rPr>
+      </w:pPr>
+      <w:hyperlink r:id="rId56" w:history="1">
+        <w:r>
+          <w:rPr>
+            <w:rStyle w:val="a6"/>
+            <w:szCs w:val="24"/>
+          </w:rPr>
+          <w:t>https://github.com/leloon/SportPlus</w:t>
+        </w:r>
+      </w:hyperlink>
     </w:p>
     <w:p>
       <w:pPr>
@@ -38667,7 +38485,6 @@
     <w:name w:val="Hyperlink"/>
     <w:basedOn w:val="a0"/>
     <w:uiPriority w:val="99"/>
-    <w:semiHidden/>
     <w:unhideWhenUsed/>
     <w:rsid w:val="00D503D3"/>
     <w:rPr>
@@ -39006,6 +38823,18 @@
     <w:uiPriority w:val="99"/>
     <w:rsid w:val="002F0217"/>
   </w:style>
+  <w:style w:type="character" w:styleId="af3">
+    <w:name w:val="Unresolved Mention"/>
+    <w:basedOn w:val="a0"/>
+    <w:uiPriority w:val="99"/>
+    <w:semiHidden/>
+    <w:unhideWhenUsed/>
+    <w:rsid w:val="00CC0D07"/>
+    <w:rPr>
+      <w:color w:val="605E5C"/>
+      <w:shd w:val="clear" w:color="auto" w:fill="E1DFDD"/>
+    </w:rPr>
+  </w:style>
 </w:styles>
 </file>
 
